--- a/Workbooks/Workbook 3/html-vedic.docx
+++ b/Workbooks/Workbook 3/html-vedic.docx
@@ -4,7 +4,7 @@
   <w:body>
     <w:tbl>
       <w:tblPr>
-        <w:tblW w:w="0" w:type="auto"/>
+        <w:tblW w:w="10650" w:type="dxa"/>
         <w:tblCellSpacing w:w="15" w:type="dxa"/>
         <w:tblCellMar>
           <w:top w:w="15" w:type="dxa"/>
@@ -16,13 +16,14 @@
       </w:tblPr>
       <w:tblGrid>
         <w:gridCol w:w="315"/>
-        <w:gridCol w:w="1872"/>
-        <w:gridCol w:w="1778"/>
-        <w:gridCol w:w="1836"/>
-        <w:gridCol w:w="3559"/>
+        <w:gridCol w:w="1995"/>
+        <w:gridCol w:w="1954"/>
+        <w:gridCol w:w="1973"/>
+        <w:gridCol w:w="4413"/>
       </w:tblGrid>
       <w:tr>
         <w:trPr>
+          <w:trHeight w:val="831"/>
           <w:tblHeader/>
           <w:tblCellSpacing w:w="15" w:type="dxa"/>
         </w:trPr>
@@ -225,6 +226,7 @@
       </w:tr>
       <w:tr>
         <w:trPr>
+          <w:trHeight w:val="1118"/>
           <w:tblCellSpacing w:w="15" w:type="dxa"/>
         </w:trPr>
         <w:tc>
@@ -449,6 +451,7 @@
       </w:tr>
       <w:tr>
         <w:trPr>
+          <w:trHeight w:val="1390"/>
           <w:tblCellSpacing w:w="15" w:type="dxa"/>
         </w:trPr>
         <w:tc>
@@ -777,6 +780,7 @@
       </w:tr>
       <w:tr>
         <w:trPr>
+          <w:trHeight w:val="846"/>
           <w:tblCellSpacing w:w="15" w:type="dxa"/>
         </w:trPr>
         <w:tc>
@@ -1021,6 +1025,7 @@
       </w:tr>
       <w:tr>
         <w:trPr>
+          <w:trHeight w:val="846"/>
           <w:tblCellSpacing w:w="15" w:type="dxa"/>
         </w:trPr>
         <w:tc>
@@ -1325,6 +1330,7 @@
       </w:tr>
       <w:tr>
         <w:trPr>
+          <w:trHeight w:val="1103"/>
           <w:tblCellSpacing w:w="15" w:type="dxa"/>
         </w:trPr>
         <w:tc>
@@ -1549,6 +1555,7 @@
       </w:tr>
       <w:tr>
         <w:trPr>
+          <w:trHeight w:val="1133"/>
           <w:tblCellSpacing w:w="15" w:type="dxa"/>
         </w:trPr>
         <w:tc>
@@ -1857,6 +1864,7 @@
       </w:tr>
       <w:tr>
         <w:trPr>
+          <w:trHeight w:val="1103"/>
           <w:tblCellSpacing w:w="15" w:type="dxa"/>
         </w:trPr>
         <w:tc>
@@ -2125,6 +2133,7 @@
       </w:tr>
       <w:tr>
         <w:trPr>
+          <w:trHeight w:val="1118"/>
           <w:tblCellSpacing w:w="15" w:type="dxa"/>
         </w:trPr>
         <w:tc>
@@ -2391,6 +2400,7 @@
       </w:tr>
       <w:tr>
         <w:trPr>
+          <w:trHeight w:val="1103"/>
           <w:tblCellSpacing w:w="15" w:type="dxa"/>
         </w:trPr>
         <w:tc>
@@ -2637,6 +2647,7 @@
       </w:tr>
       <w:tr>
         <w:trPr>
+          <w:trHeight w:val="846"/>
           <w:tblCellSpacing w:w="15" w:type="dxa"/>
         </w:trPr>
         <w:tc>
@@ -2881,6 +2892,7 @@
       </w:tr>
       <w:tr>
         <w:trPr>
+          <w:trHeight w:val="604"/>
           <w:tblCellSpacing w:w="15" w:type="dxa"/>
         </w:trPr>
         <w:tc>
@@ -2910,6 +2922,7 @@
                 <w:szCs w:val="24"/>
                 <w14:ligatures w14:val="none"/>
               </w:rPr>
+              <w:lastRenderedPageBreak/>
               <w:t>11</w:t>
             </w:r>
           </w:p>
@@ -3112,24 +3125,14 @@
                 <w:szCs w:val="24"/>
                 <w14:ligatures w14:val="none"/>
               </w:rPr>
-              <w:t xml:space="preserve"> 25×4, 36×5, </w:t>
-            </w:r>
-            <w:r>
-              <w:rPr>
-                <w:rFonts w:ascii="Times New Roman" w:eastAsia="Times New Roman" w:hAnsi="Times New Roman" w:cs="Times New Roman"/>
-                <w:kern w:val="0"/>
-                <w:sz w:val="24"/>
-                <w:szCs w:val="24"/>
-                <w14:ligatures w14:val="none"/>
-              </w:rPr>
-              <w:lastRenderedPageBreak/>
-              <w:t>48×5 etc. Student calculates and then publishes.</w:t>
+              <w:t xml:space="preserve"> 25×4, 36×5, 48×5 etc. Student calculates and then publishes.</w:t>
             </w:r>
           </w:p>
         </w:tc>
       </w:tr>
       <w:tr>
         <w:trPr>
+          <w:trHeight w:val="145"/>
           <w:tblCellSpacing w:w="15" w:type="dxa"/>
         </w:trPr>
         <w:tc>
@@ -3159,7 +3162,6 @@
                 <w:szCs w:val="24"/>
                 <w14:ligatures w14:val="none"/>
               </w:rPr>
-              <w:lastRenderedPageBreak/>
               <w:t>12</w:t>
             </w:r>
           </w:p>
@@ -3395,6 +3397,7 @@
       </w:tr>
       <w:tr>
         <w:trPr>
+          <w:trHeight w:val="145"/>
           <w:tblCellSpacing w:w="15" w:type="dxa"/>
         </w:trPr>
         <w:tc>
@@ -3685,6 +3688,7 @@
       </w:tr>
       <w:tr>
         <w:trPr>
+          <w:trHeight w:val="145"/>
           <w:tblCellSpacing w:w="15" w:type="dxa"/>
         </w:trPr>
         <w:tc>
@@ -3929,6 +3933,7 @@
       </w:tr>
       <w:tr>
         <w:trPr>
+          <w:trHeight w:val="145"/>
           <w:tblCellSpacing w:w="15" w:type="dxa"/>
         </w:trPr>
         <w:tc>
@@ -4187,6 +4192,7 @@
       </w:tr>
       <w:tr>
         <w:trPr>
+          <w:trHeight w:val="145"/>
           <w:tblCellSpacing w:w="15" w:type="dxa"/>
         </w:trPr>
         <w:tc>
@@ -4411,6 +4417,7 @@
       </w:tr>
       <w:tr>
         <w:trPr>
+          <w:trHeight w:val="145"/>
           <w:tblCellSpacing w:w="15" w:type="dxa"/>
         </w:trPr>
         <w:tc>
@@ -4655,6 +4662,7 @@
       </w:tr>
       <w:tr>
         <w:trPr>
+          <w:trHeight w:val="145"/>
           <w:tblCellSpacing w:w="15" w:type="dxa"/>
         </w:trPr>
         <w:tc>
@@ -4869,6 +4877,7 @@
       </w:tr>
       <w:tr>
         <w:trPr>
+          <w:trHeight w:val="145"/>
           <w:tblCellSpacing w:w="15" w:type="dxa"/>
         </w:trPr>
         <w:tc>
@@ -5129,6 +5138,7 @@
       </w:tr>
       <w:tr>
         <w:trPr>
+          <w:trHeight w:val="145"/>
           <w:tblCellSpacing w:w="15" w:type="dxa"/>
         </w:trPr>
         <w:tc>
@@ -5405,6 +5415,7 @@
       </w:tr>
       <w:tr>
         <w:trPr>
+          <w:trHeight w:val="831"/>
           <w:tblCellSpacing w:w="15" w:type="dxa"/>
         </w:trPr>
         <w:tc>
@@ -5643,6 +5654,7 @@
       </w:tr>
       <w:tr>
         <w:trPr>
+          <w:trHeight w:val="876"/>
           <w:tblCellSpacing w:w="15" w:type="dxa"/>
         </w:trPr>
         <w:tc>
@@ -5672,7 +5684,6 @@
                 <w:szCs w:val="24"/>
                 <w14:ligatures w14:val="none"/>
               </w:rPr>
-              <w:lastRenderedPageBreak/>
               <w:t>22</w:t>
             </w:r>
           </w:p>
@@ -5890,6 +5901,7 @@
       </w:tr>
       <w:tr>
         <w:trPr>
+          <w:trHeight w:val="846"/>
           <w:tblCellSpacing w:w="15" w:type="dxa"/>
         </w:trPr>
         <w:tc>
@@ -6154,6 +6166,7 @@
       </w:tr>
       <w:tr>
         <w:trPr>
+          <w:trHeight w:val="846"/>
           <w:tblCellSpacing w:w="15" w:type="dxa"/>
         </w:trPr>
         <w:tc>
@@ -6378,6 +6391,46 @@
       </w:tr>
     </w:tbl>
     <w:p/>
+    <w:p/>
+    <w:p>
+      <w:r>
+        <w:t>Food cycle</w:t>
+      </w:r>
+    </w:p>
+    <w:p>
+      <w:r>
+        <w:t>Chemical f</w:t>
+      </w:r>
+      <w:r>
+        <w:t>ormula</w:t>
+      </w:r>
+    </w:p>
+    <w:p>
+      <w:r>
+        <w:t>Space exploration</w:t>
+      </w:r>
+    </w:p>
+    <w:p>
+      <w:r>
+        <w:t>Tides formations – hi/low tide</w:t>
+      </w:r>
+    </w:p>
+    <w:p>
+      <w:r>
+        <w:t xml:space="preserve">Planets revolution around the sun </w:t>
+      </w:r>
+    </w:p>
+    <w:p/>
+    <w:p>
+      <w:r>
+        <w:t>18 topics in syllabus + 2 projects</w:t>
+      </w:r>
+    </w:p>
+    <w:p>
+      <w:r>
+        <w:t>Home work exercise will contain parts of project</w:t>
+      </w:r>
+    </w:p>
     <w:sectPr>
       <w:pgSz w:w="12240" w:h="15840"/>
       <w:pgMar w:top="1440" w:right="1440" w:bottom="1440" w:left="1440" w:header="720" w:footer="720" w:gutter="0"/>
